--- a/FinanceTracker_Documentation.docx
+++ b/FinanceTracker_Documentation.docx
@@ -290,6 +290,66 @@
     <w:p>
       <w:pPr>
         <w:spacing w:line="240" w:lineRule="auto"/>
+        <w:ind w:left="720"/>
+        <w:rPr>
+          <w:noProof/>
+          <w:sz w:val="36"/>
+          <w:szCs w:val="36"/>
+        </w:rPr>
+      </w:pPr>
+      <w:r>
+        <w:rPr>
+          <w:noProof/>
+          <w:sz w:val="36"/>
+          <w:szCs w:val="36"/>
+        </w:rPr>
+        <w:t>Main JavaFX GUI Window</w:t>
+      </w:r>
+    </w:p>
+    <w:p>
+      <w:pPr>
+        <w:spacing w:line="240" w:lineRule="auto"/>
+        <w:ind w:left="720"/>
+        <w:rPr>
+          <w:noProof/>
+          <w:sz w:val="36"/>
+          <w:szCs w:val="36"/>
+        </w:rPr>
+      </w:pPr>
+    </w:p>
+    <w:p>
+      <w:pPr>
+        <w:spacing w:line="240" w:lineRule="auto"/>
+        <w:ind w:left="720"/>
+        <w:rPr>
+          <w:noProof/>
+          <w:sz w:val="36"/>
+          <w:szCs w:val="36"/>
+        </w:rPr>
+      </w:pPr>
+      <w:r>
+        <w:rPr>
+          <w:noProof/>
+          <w:sz w:val="36"/>
+          <w:szCs w:val="36"/>
+        </w:rPr>
+        <w:t>Application Testing Screenshots</w:t>
+      </w:r>
+    </w:p>
+    <w:p>
+      <w:pPr>
+        <w:spacing w:line="240" w:lineRule="auto"/>
+        <w:ind w:left="720"/>
+        <w:rPr>
+          <w:noProof/>
+          <w:sz w:val="36"/>
+          <w:szCs w:val="36"/>
+        </w:rPr>
+      </w:pPr>
+    </w:p>
+    <w:p>
+      <w:pPr>
+        <w:spacing w:line="240" w:lineRule="auto"/>
         <w:ind w:left="6480"/>
         <w:rPr>
           <w:noProof/>
@@ -308,6 +368,77 @@
           <w:szCs w:val="36"/>
         </w:rPr>
       </w:pPr>
+      <w:r>
+        <w:rPr>
+          <w:noProof/>
+          <w:sz w:val="36"/>
+          <w:szCs w:val="36"/>
+        </w:rPr>
+        <w:drawing>
+          <wp:inline distT="0" distB="0" distL="0" distR="0" wp14:anchorId="0B43A609" wp14:editId="01010E75">
+            <wp:extent cx="6724650" cy="7186703"/>
+            <wp:effectExtent l="0" t="0" r="0" b="0"/>
+            <wp:docPr id="1852086861" name="Picture 2"/>
+            <wp:cNvGraphicFramePr>
+              <a:graphicFrameLocks xmlns:a="http://schemas.openxmlformats.org/drawingml/2006/main" noChangeAspect="1"/>
+            </wp:cNvGraphicFramePr>
+            <a:graphic xmlns:a="http://schemas.openxmlformats.org/drawingml/2006/main">
+              <a:graphicData uri="http://schemas.openxmlformats.org/drawingml/2006/picture">
+                <pic:pic xmlns:pic="http://schemas.openxmlformats.org/drawingml/2006/picture">
+                  <pic:nvPicPr>
+                    <pic:cNvPr id="0" name="Picture 2"/>
+                    <pic:cNvPicPr>
+                      <a:picLocks noChangeAspect="1" noChangeArrowheads="1"/>
+                    </pic:cNvPicPr>
+                  </pic:nvPicPr>
+                  <pic:blipFill>
+                    <a:blip r:embed="rId7">
+                      <a:extLst>
+                        <a:ext uri="{28A0092B-C50C-407E-A947-70E740481C1C}">
+                          <a14:useLocalDpi xmlns:a14="http://schemas.microsoft.com/office/drawing/2010/main" val="0"/>
+                        </a:ext>
+                      </a:extLst>
+                    </a:blip>
+                    <a:srcRect/>
+                    <a:stretch>
+                      <a:fillRect/>
+                    </a:stretch>
+                  </pic:blipFill>
+                  <pic:spPr bwMode="auto">
+                    <a:xfrm>
+                      <a:off x="0" y="0"/>
+                      <a:ext cx="6734963" cy="7197725"/>
+                    </a:xfrm>
+                    <a:prstGeom prst="rect">
+                      <a:avLst/>
+                    </a:prstGeom>
+                    <a:noFill/>
+                  </pic:spPr>
+                </pic:pic>
+              </a:graphicData>
+            </a:graphic>
+          </wp:inline>
+        </w:drawing>
+      </w:r>
+    </w:p>
+    <w:p>
+      <w:pPr>
+        <w:spacing w:line="240" w:lineRule="auto"/>
+        <w:ind w:left="6480"/>
+        <w:rPr>
+          <w:noProof/>
+          <w:sz w:val="36"/>
+          <w:szCs w:val="36"/>
+        </w:rPr>
+      </w:pPr>
+      <w:r>
+        <w:rPr>
+          <w:noProof/>
+          <w:sz w:val="36"/>
+          <w:szCs w:val="36"/>
+        </w:rPr>
+        <w:t>User Input Example</w:t>
+      </w:r>
     </w:p>
     <w:p>
       <w:pPr>
@@ -332,11 +463,7 @@
           <w:szCs w:val="36"/>
         </w:rPr>
       </w:pPr>
-    </w:p>
-    <w:p>
-      <w:pPr>
-        <w:spacing w:line="240" w:lineRule="auto"/>
-        <w:ind w:left="6480"/>
+      <w:r>
         <w:rPr>
           <w:b/>
           <w:bCs/>
@@ -344,7 +471,71 @@
           <w:sz w:val="36"/>
           <w:szCs w:val="36"/>
         </w:rPr>
-      </w:pPr>
+        <w:drawing>
+          <wp:inline distT="0" distB="0" distL="0" distR="0" wp14:anchorId="42EA9E80" wp14:editId="3FEDE432">
+            <wp:extent cx="8515350" cy="9982200"/>
+            <wp:effectExtent l="0" t="0" r="0" b="0"/>
+            <wp:docPr id="1705674280" name="Picture 4"/>
+            <wp:cNvGraphicFramePr>
+              <a:graphicFrameLocks xmlns:a="http://schemas.openxmlformats.org/drawingml/2006/main" noChangeAspect="1"/>
+            </wp:cNvGraphicFramePr>
+            <a:graphic xmlns:a="http://schemas.openxmlformats.org/drawingml/2006/main">
+              <a:graphicData uri="http://schemas.openxmlformats.org/drawingml/2006/picture">
+                <pic:pic xmlns:pic="http://schemas.openxmlformats.org/drawingml/2006/picture">
+                  <pic:nvPicPr>
+                    <pic:cNvPr id="0" name="Picture 3"/>
+                    <pic:cNvPicPr>
+                      <a:picLocks noChangeAspect="1" noChangeArrowheads="1"/>
+                    </pic:cNvPicPr>
+                  </pic:nvPicPr>
+                  <pic:blipFill>
+                    <a:blip r:embed="rId8">
+                      <a:extLst>
+                        <a:ext uri="{28A0092B-C50C-407E-A947-70E740481C1C}">
+                          <a14:useLocalDpi xmlns:a14="http://schemas.microsoft.com/office/drawing/2010/main" val="0"/>
+                        </a:ext>
+                      </a:extLst>
+                    </a:blip>
+                    <a:srcRect/>
+                    <a:stretch>
+                      <a:fillRect/>
+                    </a:stretch>
+                  </pic:blipFill>
+                  <pic:spPr bwMode="auto">
+                    <a:xfrm>
+                      <a:off x="0" y="0"/>
+                      <a:ext cx="8515350" cy="9982200"/>
+                    </a:xfrm>
+                    <a:prstGeom prst="rect">
+                      <a:avLst/>
+                    </a:prstGeom>
+                    <a:noFill/>
+                  </pic:spPr>
+                </pic:pic>
+              </a:graphicData>
+            </a:graphic>
+          </wp:inline>
+        </w:drawing>
+      </w:r>
+    </w:p>
+    <w:p>
+      <w:pPr>
+        <w:spacing w:line="240" w:lineRule="auto"/>
+        <w:ind w:left="6480"/>
+        <w:rPr>
+          <w:noProof/>
+          <w:sz w:val="36"/>
+          <w:szCs w:val="36"/>
+        </w:rPr>
+      </w:pPr>
+      <w:r>
+        <w:rPr>
+          <w:noProof/>
+          <w:sz w:val="36"/>
+          <w:szCs w:val="36"/>
+        </w:rPr>
+        <w:t>Add Transaction Button Working</w:t>
+      </w:r>
     </w:p>
     <w:p>
       <w:pPr>
@@ -361,14 +552,185 @@
     </w:p>
     <w:p>
       <w:pPr>
+        <w:spacing w:line="240" w:lineRule="auto"/>
         <w:ind w:left="6480"/>
         <w:rPr>
           <w:b/>
           <w:bCs/>
-          <w:sz w:val="36"/>
-          <w:szCs w:val="36"/>
-        </w:rPr>
-      </w:pPr>
+          <w:noProof/>
+          <w:sz w:val="36"/>
+          <w:szCs w:val="36"/>
+        </w:rPr>
+      </w:pPr>
+      <w:r>
+        <w:rPr>
+          <w:b/>
+          <w:bCs/>
+          <w:noProof/>
+          <w:sz w:val="36"/>
+          <w:szCs w:val="36"/>
+        </w:rPr>
+        <w:drawing>
+          <wp:inline distT="0" distB="0" distL="0" distR="0" wp14:anchorId="26816214" wp14:editId="1A560C66">
+            <wp:extent cx="9086850" cy="9858375"/>
+            <wp:effectExtent l="0" t="0" r="0" b="9525"/>
+            <wp:docPr id="698201776" name="Picture 6"/>
+            <wp:cNvGraphicFramePr>
+              <a:graphicFrameLocks xmlns:a="http://schemas.openxmlformats.org/drawingml/2006/main" noChangeAspect="1"/>
+            </wp:cNvGraphicFramePr>
+            <a:graphic xmlns:a="http://schemas.openxmlformats.org/drawingml/2006/main">
+              <a:graphicData uri="http://schemas.openxmlformats.org/drawingml/2006/picture">
+                <pic:pic xmlns:pic="http://schemas.openxmlformats.org/drawingml/2006/picture">
+                  <pic:nvPicPr>
+                    <pic:cNvPr id="0" name="Picture 4"/>
+                    <pic:cNvPicPr>
+                      <a:picLocks noChangeAspect="1" noChangeArrowheads="1"/>
+                    </pic:cNvPicPr>
+                  </pic:nvPicPr>
+                  <pic:blipFill>
+                    <a:blip r:embed="rId9">
+                      <a:extLst>
+                        <a:ext uri="{28A0092B-C50C-407E-A947-70E740481C1C}">
+                          <a14:useLocalDpi xmlns:a14="http://schemas.microsoft.com/office/drawing/2010/main" val="0"/>
+                        </a:ext>
+                      </a:extLst>
+                    </a:blip>
+                    <a:srcRect/>
+                    <a:stretch>
+                      <a:fillRect/>
+                    </a:stretch>
+                  </pic:blipFill>
+                  <pic:spPr bwMode="auto">
+                    <a:xfrm>
+                      <a:off x="0" y="0"/>
+                      <a:ext cx="9086850" cy="9858375"/>
+                    </a:xfrm>
+                    <a:prstGeom prst="rect">
+                      <a:avLst/>
+                    </a:prstGeom>
+                    <a:noFill/>
+                  </pic:spPr>
+                </pic:pic>
+              </a:graphicData>
+            </a:graphic>
+          </wp:inline>
+        </w:drawing>
+      </w:r>
+    </w:p>
+    <w:p>
+      <w:pPr>
+        <w:spacing w:line="240" w:lineRule="auto"/>
+        <w:ind w:left="6480"/>
+        <w:rPr>
+          <w:noProof/>
+          <w:sz w:val="36"/>
+          <w:szCs w:val="36"/>
+        </w:rPr>
+      </w:pPr>
+      <w:r>
+        <w:rPr>
+          <w:noProof/>
+          <w:sz w:val="36"/>
+          <w:szCs w:val="36"/>
+        </w:rPr>
+        <w:t>Summary Output Screen</w:t>
+      </w:r>
+    </w:p>
+    <w:p>
+      <w:pPr>
+        <w:spacing w:line="240" w:lineRule="auto"/>
+        <w:ind w:left="6480"/>
+        <w:rPr>
+          <w:b/>
+          <w:bCs/>
+          <w:noProof/>
+          <w:sz w:val="36"/>
+          <w:szCs w:val="36"/>
+        </w:rPr>
+      </w:pPr>
+    </w:p>
+    <w:p>
+      <w:pPr>
+        <w:spacing w:line="240" w:lineRule="auto"/>
+        <w:ind w:left="6480"/>
+        <w:rPr>
+          <w:b/>
+          <w:bCs/>
+          <w:noProof/>
+          <w:sz w:val="36"/>
+          <w:szCs w:val="36"/>
+        </w:rPr>
+      </w:pPr>
+      <w:r>
+        <w:rPr>
+          <w:b/>
+          <w:bCs/>
+          <w:noProof/>
+          <w:sz w:val="36"/>
+          <w:szCs w:val="36"/>
+        </w:rPr>
+        <w:drawing>
+          <wp:inline distT="0" distB="0" distL="0" distR="0" wp14:anchorId="15F2E684" wp14:editId="37AE5BE1">
+            <wp:extent cx="8820150" cy="10201275"/>
+            <wp:effectExtent l="0" t="0" r="0" b="9525"/>
+            <wp:docPr id="1023789553" name="Picture 8"/>
+            <wp:cNvGraphicFramePr>
+              <a:graphicFrameLocks xmlns:a="http://schemas.openxmlformats.org/drawingml/2006/main" noChangeAspect="1"/>
+            </wp:cNvGraphicFramePr>
+            <a:graphic xmlns:a="http://schemas.openxmlformats.org/drawingml/2006/main">
+              <a:graphicData uri="http://schemas.openxmlformats.org/drawingml/2006/picture">
+                <pic:pic xmlns:pic="http://schemas.openxmlformats.org/drawingml/2006/picture">
+                  <pic:nvPicPr>
+                    <pic:cNvPr id="0" name="Picture 5"/>
+                    <pic:cNvPicPr>
+                      <a:picLocks noChangeAspect="1" noChangeArrowheads="1"/>
+                    </pic:cNvPicPr>
+                  </pic:nvPicPr>
+                  <pic:blipFill>
+                    <a:blip r:embed="rId10">
+                      <a:extLst>
+                        <a:ext uri="{28A0092B-C50C-407E-A947-70E740481C1C}">
+                          <a14:useLocalDpi xmlns:a14="http://schemas.microsoft.com/office/drawing/2010/main" val="0"/>
+                        </a:ext>
+                      </a:extLst>
+                    </a:blip>
+                    <a:srcRect/>
+                    <a:stretch>
+                      <a:fillRect/>
+                    </a:stretch>
+                  </pic:blipFill>
+                  <pic:spPr bwMode="auto">
+                    <a:xfrm>
+                      <a:off x="0" y="0"/>
+                      <a:ext cx="8820150" cy="10201275"/>
+                    </a:xfrm>
+                    <a:prstGeom prst="rect">
+                      <a:avLst/>
+                    </a:prstGeom>
+                    <a:noFill/>
+                  </pic:spPr>
+                </pic:pic>
+              </a:graphicData>
+            </a:graphic>
+          </wp:inline>
+        </w:drawing>
+      </w:r>
+    </w:p>
+    <w:p>
+      <w:pPr>
+        <w:ind w:left="6480"/>
+        <w:rPr>
+          <w:sz w:val="36"/>
+          <w:szCs w:val="36"/>
+        </w:rPr>
+      </w:pPr>
+      <w:r>
+        <w:rPr>
+          <w:sz w:val="36"/>
+          <w:szCs w:val="36"/>
+        </w:rPr>
+        <w:t>Clear Button Reset Feature</w:t>
+      </w:r>
     </w:p>
     <w:sectPr>
       <w:pgSz w:w="12240" w:h="15840"/>
@@ -983,7 +1345,6 @@
   <w:style w:type="character" w:default="1" w:styleId="DefaultParagraphFont">
     <w:name w:val="Default Paragraph Font"/>
     <w:uiPriority w:val="1"/>
-    <w:semiHidden/>
     <w:unhideWhenUsed/>
   </w:style>
   <w:style w:type="table" w:default="1" w:styleId="TableNormal">
